--- a/source/reference_documents/tertiary_documents/implementation/Dynamic Analysis/instrument element/Dynamic Analysis - Instrument Element.docx
+++ b/source/reference_documents/tertiary_documents/implementation/Dynamic Analysis/instrument element/Dynamic Analysis - Instrument Element.docx
@@ -40,7 +40,7 @@
         <w:t xml:space="preserve">Version </w:t>
       </w:r>
       <w:r>
-        <w:t>2</w:t>
+        <w:t>3</w:t>
       </w:r>
     </w:p>
     <w:p>
@@ -57,7 +57,7 @@
         <w:rPr>
           <w:noProof/>
         </w:rPr>
-        <w:t>10/9/25 10:43 AM</w:t>
+        <w:t>10/31/25 10:04 AM</w:t>
       </w:r>
       <w:r>
         <w:fldChar w:fldCharType="end"/>
@@ -1187,14 +1187,7 @@
           <w:b/>
           <w:bCs/>
         </w:rPr>
-        <w:t>Establis</w:t>
-      </w:r>
-      <w:r>
-        <w:rPr>
-          <w:b/>
-          <w:bCs/>
-        </w:rPr>
-        <w:t>h</w:t>
+        <w:t>Establish</w:t>
       </w:r>
       <w:r>
         <w:t xml:space="preserve"> </w:t>
@@ -1240,10 +1233,7 @@
         <w:t xml:space="preserve"> will </w:t>
       </w:r>
       <w:r>
-        <w:t xml:space="preserve">take </w:t>
-      </w:r>
-      <w:r>
-        <w:t xml:space="preserve">the </w:t>
+        <w:t xml:space="preserve">take the </w:t>
       </w:r>
       <w:r>
         <w:rPr>
@@ -1410,7 +1400,7 @@
     </w:p>
     <w:p>
       <w:r>
-        <w:t>Since dynamic analysis is a run time activity typically utilized via a test suite, there are several things that need to be taken into consideration</w:t>
+        <w:t>Since dynamic analysis is a runtime activity typically utilized via a test suite, there are several things that need to be taken into consideration</w:t>
       </w:r>
       <w:r>
         <w:t>.</w:t>
@@ -1427,6 +1417,25 @@
     <w:p>
       <w:r>
         <w:t>Most dynamic analysis tools default to a termination-on-failure behavior. It is therefore important to adjust the test suite to take this into consideration.</w:t>
+      </w:r>
+    </w:p>
+    <w:p>
+      <w:pPr>
+        <w:pStyle w:val="Heading2"/>
+      </w:pPr>
+      <w:r>
+        <w:t>Issue Occlusion</w:t>
+      </w:r>
+    </w:p>
+    <w:p>
+      <w:r>
+        <w:t>Discovered issues may mask more fundamental ones</w:t>
+      </w:r>
+      <w:r>
+        <w:t>.</w:t>
+      </w:r>
+      <w:r>
+        <w:t xml:space="preserve"> Be sure to adjust the test to verify that the issue discovered it the root issue.</w:t>
       </w:r>
     </w:p>
     <w:p>

--- a/source/reference_documents/tertiary_documents/implementation/Dynamic Analysis/instrument element/Dynamic Analysis - Instrument Element.docx
+++ b/source/reference_documents/tertiary_documents/implementation/Dynamic Analysis/instrument element/Dynamic Analysis - Instrument Element.docx
@@ -40,7 +40,7 @@
         <w:t xml:space="preserve">Version </w:t>
       </w:r>
       <w:r>
-        <w:t>3</w:t>
+        <w:t>4</w:t>
       </w:r>
     </w:p>
     <w:p>
@@ -57,7 +57,7 @@
         <w:rPr>
           <w:noProof/>
         </w:rPr>
-        <w:t>10/31/25 10:04 AM</w:t>
+        <w:t>10/31/25 1:12 PM</w:t>
       </w:r>
       <w:r>
         <w:fldChar w:fldCharType="end"/>
@@ -1429,13 +1429,13 @@
     </w:p>
     <w:p>
       <w:r>
-        <w:t>Discovered issues may mask more fundamental ones</w:t>
-      </w:r>
-      <w:r>
-        <w:t>.</w:t>
-      </w:r>
-      <w:r>
-        <w:t xml:space="preserve"> Be sure to adjust the test to verify that the issue discovered it the root issue.</w:t>
+        <w:t>Discovered issues may mask more fundamental ones. Be sure to adjust the test to verify that the issue discovered i</w:t>
+      </w:r>
+      <w:r>
+        <w:t>s</w:t>
+      </w:r>
+      <w:r>
+        <w:t xml:space="preserve"> the root issue.</w:t>
       </w:r>
     </w:p>
     <w:p>

--- a/source/reference_documents/tertiary_documents/implementation/Dynamic Analysis/instrument element/Dynamic Analysis - Instrument Element.docx
+++ b/source/reference_documents/tertiary_documents/implementation/Dynamic Analysis/instrument element/Dynamic Analysis - Instrument Element.docx
@@ -40,7 +40,7 @@
         <w:t xml:space="preserve">Version </w:t>
       </w:r>
       <w:r>
-        <w:t>4</w:t>
+        <w:t>5</w:t>
       </w:r>
     </w:p>
     <w:p>
@@ -57,7 +57,7 @@
         <w:rPr>
           <w:noProof/>
         </w:rPr>
-        <w:t>10/31/25 1:12 PM</w:t>
+        <w:t>4/27/26 12:43 PM</w:t>
       </w:r>
       <w:r>
         <w:fldChar w:fldCharType="end"/>
@@ -644,27 +644,72 @@
         <w:t>NIST NCWF</w:t>
       </w:r>
       <w:r>
-        <w:t xml:space="preserve"> role SP-ARC-002 and detailed in section </w:t>
-      </w:r>
-      <w:r>
-        <w:rPr>
-          <w:b/>
-          <w:bCs/>
-        </w:rPr>
-        <w:t>12.7 Security Architect</w:t>
-      </w:r>
-      <w:r>
-        <w:t xml:space="preserve"> of the </w:t>
-      </w:r>
-      <w:r>
-        <w:rPr>
-          <w:b/>
-          <w:bCs/>
-        </w:rPr>
-        <w:t>AVCDL</w:t>
-      </w:r>
-      <w:r>
-        <w:t xml:space="preserve"> primary document.</w:t>
+        <w:t xml:space="preserve"> role SP-ARC-002 and detailed in </w:t>
+      </w:r>
+      <w:r>
+        <w:t>the</w:t>
+      </w:r>
+      <w:r>
+        <w:t xml:space="preserve"> </w:t>
+      </w:r>
+      <w:r>
+        <w:rPr>
+          <w:b/>
+          <w:bCs/>
+        </w:rPr>
+        <w:t>NCWF Roles - Security Architect</w:t>
+      </w:r>
+      <w:r>
+        <w:t xml:space="preserve"> section of the </w:t>
+      </w:r>
+      <w:r>
+        <w:rPr>
+          <w:b/>
+          <w:bCs/>
+        </w:rPr>
+        <w:t>AVCDL Background Material</w:t>
+      </w:r>
+      <w:r>
+        <w:t xml:space="preserve"> elaboration</w:t>
+      </w:r>
+      <w:r>
+        <w:t xml:space="preserve"> </w:t>
+      </w:r>
+      <w:r>
+        <w:t>document</w:t>
+      </w:r>
+      <w:r>
+        <w:t xml:space="preserve"> </w:t>
+      </w:r>
+      <w:r>
+        <w:rPr>
+          <w:b/>
+          <w:bCs/>
+          <w:color w:val="0070C0"/>
+          <w:vertAlign w:val="superscript"/>
+        </w:rPr>
+        <w:t>[</w:t>
+      </w:r>
+      <w:r>
+        <w:rPr>
+          <w:b/>
+          <w:bCs/>
+          <w:color w:val="0070C0"/>
+          <w:vertAlign w:val="superscript"/>
+        </w:rPr>
+        <w:t>4</w:t>
+      </w:r>
+      <w:r>
+        <w:rPr>
+          <w:b/>
+          <w:bCs/>
+          <w:color w:val="0070C0"/>
+          <w:vertAlign w:val="superscript"/>
+        </w:rPr>
+        <w:t>]</w:t>
+      </w:r>
+      <w:r>
+        <w:t>.</w:t>
       </w:r>
     </w:p>
     <w:p>
@@ -1616,6 +1661,28 @@
           <w:color w:val="000000" w:themeColor="text1"/>
         </w:rPr>
         <w:t xml:space="preserve"> document)</w:t>
+      </w:r>
+    </w:p>
+    <w:p>
+      <w:pPr>
+        <w:pStyle w:val="ListParagraph"/>
+        <w:numPr>
+          <w:ilvl w:val="0"/>
+          <w:numId w:val="3"/>
+        </w:numPr>
+        <w:rPr>
+          <w:color w:val="000000" w:themeColor="text1"/>
+        </w:rPr>
+      </w:pPr>
+      <w:r>
+        <w:rPr>
+          <w:b/>
+          <w:bCs/>
+        </w:rPr>
+        <w:t xml:space="preserve">AVCDL Background Material </w:t>
+      </w:r>
+      <w:r>
+        <w:t>(AVCDL elaboration document)</w:t>
       </w:r>
     </w:p>
     <w:p>
